--- a/docs/prd-docx-v2/管理员端App/运营管理.docx
+++ b/docs/prd-docx-v2/管理员端App/运营管理.docx
@@ -1572,7 +1572,7 @@
                 <w:rFonts w:ascii="宋体" w:hAnsi="宋体" w:eastAsia="宋体"/>
                 <w:sz w:val="21"/>
               </w:rPr>
-              <w:t>`cases`</w:t>
+              <w:t>业务数据</w:t>
             </w:r>
           </w:p>
         </w:tc>
@@ -1586,7 +1586,7 @@
                 <w:rFonts w:ascii="宋体" w:hAnsi="宋体" w:eastAsia="宋体"/>
                 <w:sz w:val="21"/>
               </w:rPr>
-              <w:t>`mock-data.js`</w:t>
+              <w:t>原型数据</w:t>
             </w:r>
           </w:p>
         </w:tc>
@@ -1616,7 +1616,7 @@
                 <w:rFonts w:ascii="宋体" w:hAnsi="宋体" w:eastAsia="宋体"/>
                 <w:sz w:val="21"/>
               </w:rPr>
-              <w:t>`item.title`</w:t>
+              <w:t>业务数据</w:t>
             </w:r>
           </w:p>
         </w:tc>
@@ -1630,7 +1630,7 @@
                 <w:rFonts w:ascii="宋体" w:hAnsi="宋体" w:eastAsia="宋体"/>
                 <w:sz w:val="21"/>
               </w:rPr>
-              <w:t>`mock-data.js`</w:t>
+              <w:t>原型数据</w:t>
             </w:r>
           </w:p>
         </w:tc>
@@ -1660,7 +1660,7 @@
                 <w:rFonts w:ascii="宋体" w:hAnsi="宋体" w:eastAsia="宋体"/>
                 <w:sz w:val="21"/>
               </w:rPr>
-              <w:t>`item.model`</w:t>
+              <w:t>业务数据</w:t>
             </w:r>
           </w:p>
         </w:tc>
@@ -1674,7 +1674,7 @@
                 <w:rFonts w:ascii="宋体" w:hAnsi="宋体" w:eastAsia="宋体"/>
                 <w:sz w:val="21"/>
               </w:rPr>
-              <w:t>`mock-data.js`</w:t>
+              <w:t>原型数据</w:t>
             </w:r>
           </w:p>
         </w:tc>
@@ -1704,7 +1704,7 @@
                 <w:rFonts w:ascii="宋体" w:hAnsi="宋体" w:eastAsia="宋体"/>
                 <w:sz w:val="21"/>
               </w:rPr>
-              <w:t>`item.modType`</w:t>
+              <w:t>业务数据</w:t>
             </w:r>
           </w:p>
         </w:tc>
@@ -1718,7 +1718,7 @@
                 <w:rFonts w:ascii="宋体" w:hAnsi="宋体" w:eastAsia="宋体"/>
                 <w:sz w:val="21"/>
               </w:rPr>
-              <w:t>`mock-data.js`</w:t>
+              <w:t>原型数据</w:t>
             </w:r>
           </w:p>
         </w:tc>
@@ -1748,7 +1748,7 @@
                 <w:rFonts w:ascii="宋体" w:hAnsi="宋体" w:eastAsia="宋体"/>
                 <w:sz w:val="21"/>
               </w:rPr>
-              <w:t>`item.provider`</w:t>
+              <w:t>业务数据</w:t>
             </w:r>
           </w:p>
         </w:tc>
@@ -1762,7 +1762,7 @@
                 <w:rFonts w:ascii="宋体" w:hAnsi="宋体" w:eastAsia="宋体"/>
                 <w:sz w:val="21"/>
               </w:rPr>
-              <w:t>`mock-data.js`</w:t>
+              <w:t>原型数据</w:t>
             </w:r>
           </w:p>
         </w:tc>
@@ -1792,7 +1792,7 @@
                 <w:rFonts w:ascii="宋体" w:hAnsi="宋体" w:eastAsia="宋体"/>
                 <w:sz w:val="21"/>
               </w:rPr>
-              <w:t>`item.audit`</w:t>
+              <w:t>业务数据</w:t>
             </w:r>
           </w:p>
         </w:tc>
@@ -1806,7 +1806,7 @@
                 <w:rFonts w:ascii="宋体" w:hAnsi="宋体" w:eastAsia="宋体"/>
                 <w:sz w:val="21"/>
               </w:rPr>
-              <w:t>`mock-data.js`</w:t>
+              <w:t>原型数据</w:t>
             </w:r>
           </w:p>
         </w:tc>
@@ -1836,7 +1836,7 @@
                 <w:rFonts w:ascii="宋体" w:hAnsi="宋体" w:eastAsia="宋体"/>
                 <w:sz w:val="21"/>
               </w:rPr>
-              <w:t>`item.display`</w:t>
+              <w:t>业务数据</w:t>
             </w:r>
           </w:p>
         </w:tc>
@@ -1850,7 +1850,7 @@
                 <w:rFonts w:ascii="宋体" w:hAnsi="宋体" w:eastAsia="宋体"/>
                 <w:sz w:val="21"/>
               </w:rPr>
-              <w:t>`mock-data.js`</w:t>
+              <w:t>原型数据</w:t>
             </w:r>
           </w:p>
         </w:tc>
@@ -1880,7 +1880,7 @@
                 <w:rFonts w:ascii="宋体" w:hAnsi="宋体" w:eastAsia="宋体"/>
                 <w:sz w:val="21"/>
               </w:rPr>
-              <w:t>`posts`</w:t>
+              <w:t>业务数据</w:t>
             </w:r>
           </w:p>
         </w:tc>
@@ -1894,7 +1894,7 @@
                 <w:rFonts w:ascii="宋体" w:hAnsi="宋体" w:eastAsia="宋体"/>
                 <w:sz w:val="21"/>
               </w:rPr>
-              <w:t>`mock-data.js`</w:t>
+              <w:t>原型数据</w:t>
             </w:r>
           </w:p>
         </w:tc>
@@ -1924,7 +1924,7 @@
                 <w:rFonts w:ascii="宋体" w:hAnsi="宋体" w:eastAsia="宋体"/>
                 <w:sz w:val="21"/>
               </w:rPr>
-              <w:t>`post.title`</w:t>
+              <w:t>业务数据</w:t>
             </w:r>
           </w:p>
         </w:tc>
@@ -1938,7 +1938,7 @@
                 <w:rFonts w:ascii="宋体" w:hAnsi="宋体" w:eastAsia="宋体"/>
                 <w:sz w:val="21"/>
               </w:rPr>
-              <w:t>`mock-data.js`</w:t>
+              <w:t>原型数据</w:t>
             </w:r>
           </w:p>
         </w:tc>
@@ -1968,7 +1968,7 @@
                 <w:rFonts w:ascii="宋体" w:hAnsi="宋体" w:eastAsia="宋体"/>
                 <w:sz w:val="21"/>
               </w:rPr>
-              <w:t>`post.author`</w:t>
+              <w:t>业务数据</w:t>
             </w:r>
           </w:p>
         </w:tc>
@@ -1982,7 +1982,7 @@
                 <w:rFonts w:ascii="宋体" w:hAnsi="宋体" w:eastAsia="宋体"/>
                 <w:sz w:val="21"/>
               </w:rPr>
-              <w:t>`mock-data.js`</w:t>
+              <w:t>原型数据</w:t>
             </w:r>
           </w:p>
         </w:tc>
@@ -2012,7 +2012,7 @@
                 <w:rFonts w:ascii="宋体" w:hAnsi="宋体" w:eastAsia="宋体"/>
                 <w:sz w:val="21"/>
               </w:rPr>
-              <w:t>`post.status`</w:t>
+              <w:t>业务数据</w:t>
             </w:r>
           </w:p>
         </w:tc>
@@ -2026,7 +2026,7 @@
                 <w:rFonts w:ascii="宋体" w:hAnsi="宋体" w:eastAsia="宋体"/>
                 <w:sz w:val="21"/>
               </w:rPr>
-              <w:t>`mock-data.js`</w:t>
+              <w:t>原型数据</w:t>
             </w:r>
           </w:p>
         </w:tc>
@@ -2056,7 +2056,7 @@
                 <w:rFonts w:ascii="宋体" w:hAnsi="宋体" w:eastAsia="宋体"/>
                 <w:sz w:val="21"/>
               </w:rPr>
-              <w:t>`comments`</w:t>
+              <w:t>业务数据</w:t>
             </w:r>
           </w:p>
         </w:tc>
@@ -2070,7 +2070,7 @@
                 <w:rFonts w:ascii="宋体" w:hAnsi="宋体" w:eastAsia="宋体"/>
                 <w:sz w:val="21"/>
               </w:rPr>
-              <w:t>`mock-data.js`</w:t>
+              <w:t>原型数据</w:t>
             </w:r>
           </w:p>
         </w:tc>
@@ -2114,7 +2114,7 @@
                 <w:rFonts w:ascii="宋体" w:hAnsi="宋体" w:eastAsia="宋体"/>
                 <w:sz w:val="21"/>
               </w:rPr>
-              <w:t>`mobile-app.js`</w:t>
+              <w:t>页面逻辑</w:t>
             </w:r>
           </w:p>
         </w:tc>
